--- a/klagomål/A 17896-2026 FSC-klagomål.docx
+++ b/klagomål/A 17896-2026 FSC-klagomål.docx
@@ -168,7 +168,7 @@
     </w:p>
     <w:p>
       <w:r>
-        <w:t>Detta dokument behandlar höga naturvärden i avverkningsanmälan A 17896-2026 i Falu kommun. Denna avverkningsanmälan inkom 2026-04-10 13:50:51 och omfattar 8,9 ha.</w:t>
+        <w:t>Detta dokument behandlar höga naturvärden i avverkningsanmälan A 17896-2026 i Falu kommun. Denna avverkningsanmälan inkom 2026-04-10 00:00:00 och omfattar 8,9 ha.</w:t>
       </w:r>
     </w:p>
     <w:p>
@@ -1046,7 +1046,7 @@
     <w:r>
       <w:tab/>
       <w:tab/>
-      <w:t>2026-04-14</w:t>
+      <w:t>2026-04-15</w:t>
       <w:br/>
       <w:br/>
     </w:r>
